--- a/PRD.docx
+++ b/PRD.docx
@@ -2365,7 +2365,16 @@
                 <w:szCs w:val="20"/>
                 <w:lang w:val="en-US"/>
               </w:rPr>
-              <w:t xml:space="preserve">Not just a seagull that wandered too far from the sea – this is a species that has restructured its entire annual cycle around food waste and roof geometry. Over 1,000 individuals were observed in </w:t>
+              <w:t>A</w:t>
+            </w:r>
+            <w:r>
+              <w:rPr>
+                <w:rFonts w:ascii="Courier New" w:hAnsi="Courier New" w:cs="Courier New"/>
+                <w:sz w:val="20"/>
+                <w:szCs w:val="20"/>
+                <w:lang w:val="en-US"/>
+              </w:rPr>
+              <w:t xml:space="preserve"> species that has restructured its entire annual cycle around food waste and roof geometry. Over 1,000 individuals were observed in </w:t>
             </w:r>
             <w:proofErr w:type="spellStart"/>
             <w:r>
@@ -2385,7 +2394,25 @@
                 <w:szCs w:val="20"/>
                 <w:lang w:val="en-US"/>
               </w:rPr>
-              <w:t xml:space="preserve"> in a 2023 wintering birds count.</w:t>
+              <w:t xml:space="preserve"> in a 2023 wintering </w:t>
+            </w:r>
+            <w:r>
+              <w:rPr>
+                <w:rFonts w:ascii="Courier New" w:hAnsi="Courier New" w:cs="Courier New"/>
+                <w:sz w:val="20"/>
+                <w:szCs w:val="20"/>
+                <w:lang w:val="en-US"/>
+              </w:rPr>
+              <w:t>water</w:t>
+            </w:r>
+            <w:r>
+              <w:rPr>
+                <w:rFonts w:ascii="Courier New" w:hAnsi="Courier New" w:cs="Courier New"/>
+                <w:sz w:val="20"/>
+                <w:szCs w:val="20"/>
+                <w:lang w:val="en-US"/>
+              </w:rPr>
+              <w:t>birds count.</w:t>
             </w:r>
           </w:p>
         </w:tc>
@@ -2931,7 +2958,7 @@
                 <w:szCs w:val="20"/>
                 <w:lang w:val="en-US"/>
               </w:rPr>
-              <w:t xml:space="preserve">Inhabits stony ground on cliff and mountains, but has expanded to include similar urban habitats, </w:t>
+              <w:t xml:space="preserve">Inhabits stony ground on cliff and mountains, but has expanded to include similar urban habitats, including areas bombed during World War II. Today, its rattling </w:t>
             </w:r>
             <w:r>
               <w:rPr>
@@ -2941,7 +2968,7 @@
                 <w:lang w:val="en-US"/>
               </w:rPr>
               <w:lastRenderedPageBreak/>
-              <w:t>including areas bombed during World War II. Today, its rattling song can be heard even in city centers and industrial spaces, also at night by artificial lighting.</w:t>
+              <w:t>song can be heard even in city centers and industrial spaces, also at night by artificial lighting.</w:t>
             </w:r>
           </w:p>
         </w:tc>
@@ -3049,7 +3076,61 @@
                 <w:szCs w:val="20"/>
                 <w:lang w:val="en-US"/>
               </w:rPr>
-              <w:t>Extremely sociable, they live in large bands, with every bird having its own unique contact call. They nest in hollows of larger trees and rock crevices, but – like redstarts – have expanded to post-World War II rubble, as well as chimneys and church spires.</w:t>
+              <w:t xml:space="preserve">Extremely sociable, </w:t>
+            </w:r>
+            <w:r>
+              <w:rPr>
+                <w:rFonts w:ascii="Courier New" w:hAnsi="Courier New" w:cs="Courier New"/>
+                <w:sz w:val="20"/>
+                <w:szCs w:val="20"/>
+                <w:lang w:val="en-US"/>
+              </w:rPr>
+              <w:t>jackdaws</w:t>
+            </w:r>
+            <w:r>
+              <w:rPr>
+                <w:rFonts w:ascii="Courier New" w:hAnsi="Courier New" w:cs="Courier New"/>
+                <w:sz w:val="20"/>
+                <w:szCs w:val="20"/>
+                <w:lang w:val="en-US"/>
+              </w:rPr>
+              <w:t xml:space="preserve"> live in large bands, w</w:t>
+            </w:r>
+            <w:r>
+              <w:rPr>
+                <w:rFonts w:ascii="Courier New" w:hAnsi="Courier New" w:cs="Courier New"/>
+                <w:sz w:val="20"/>
+                <w:szCs w:val="20"/>
+                <w:lang w:val="en-US"/>
+              </w:rPr>
+              <w:t>here</w:t>
+            </w:r>
+            <w:r>
+              <w:rPr>
+                <w:rFonts w:ascii="Courier New" w:hAnsi="Courier New" w:cs="Courier New"/>
+                <w:sz w:val="20"/>
+                <w:szCs w:val="20"/>
+                <w:lang w:val="en-US"/>
+              </w:rPr>
+              <w:t xml:space="preserve"> every bird </w:t>
+            </w:r>
+            <w:r>
+              <w:rPr>
+                <w:rFonts w:ascii="Courier New" w:hAnsi="Courier New" w:cs="Courier New"/>
+                <w:sz w:val="20"/>
+                <w:szCs w:val="20"/>
+                <w:lang w:val="en-US"/>
+              </w:rPr>
+              <w:t>has</w:t>
+            </w:r>
+            <w:r>
+              <w:rPr>
+                <w:rFonts w:ascii="Courier New" w:hAnsi="Courier New" w:cs="Courier New"/>
+                <w:sz w:val="20"/>
+                <w:szCs w:val="20"/>
+                <w:lang w:val="en-US"/>
+              </w:rPr>
+              <w:t xml:space="preserve"> its own unique contact call. They nest in hollows of larger trees and rock crevices, but – like redstarts – have expanded to post-World War II rubble, as well as chimneys and church spires.</w:t>
             </w:r>
           </w:p>
         </w:tc>
@@ -3505,169 +3586,105 @@
                 <w:sz w:val="20"/>
                 <w:szCs w:val="20"/>
               </w:rPr>
+              <w:t xml:space="preserve">Wood </w:t>
+            </w:r>
+            <w:proofErr w:type="spellStart"/>
+            <w:r>
+              <w:rPr>
+                <w:rFonts w:ascii="Courier New" w:hAnsi="Courier New" w:cs="Courier New"/>
+                <w:color w:val="000000"/>
+                <w:sz w:val="20"/>
+                <w:szCs w:val="20"/>
+              </w:rPr>
+              <w:t>pigeon</w:t>
+            </w:r>
+            <w:proofErr w:type="spellEnd"/>
+          </w:p>
+        </w:tc>
+        <w:tc>
+          <w:tcPr>
+            <w:tcW w:w="1843" w:type="dxa"/>
+          </w:tcPr>
+          <w:p>
+            <w:pPr>
+              <w:spacing w:line="360" w:lineRule="auto"/>
+              <w:rPr>
+                <w:rFonts w:ascii="Courier New" w:hAnsi="Courier New" w:cs="Courier New"/>
+                <w:sz w:val="20"/>
+                <w:szCs w:val="20"/>
+                <w:lang w:val="en-US"/>
+              </w:rPr>
+            </w:pPr>
+            <w:r>
+              <w:rPr>
+                <w:rFonts w:ascii="Courier New" w:hAnsi="Courier New" w:cs="Courier New"/>
+                <w:color w:val="000000"/>
+                <w:sz w:val="20"/>
+                <w:szCs w:val="20"/>
+              </w:rPr>
+              <w:t>Gołąb grzywacz</w:t>
+            </w:r>
+          </w:p>
+        </w:tc>
+        <w:tc>
+          <w:tcPr>
+            <w:tcW w:w="4433" w:type="dxa"/>
+          </w:tcPr>
+          <w:p>
+            <w:pPr>
+              <w:spacing w:line="360" w:lineRule="auto"/>
+              <w:rPr>
+                <w:rFonts w:ascii="Courier New" w:hAnsi="Courier New" w:cs="Courier New"/>
+                <w:sz w:val="20"/>
+                <w:szCs w:val="20"/>
+                <w:lang w:val="en-US"/>
+              </w:rPr>
+            </w:pPr>
+            <w:r>
+              <w:rPr>
+                <w:rFonts w:ascii="Courier New" w:hAnsi="Courier New" w:cs="Courier New"/>
+                <w:sz w:val="20"/>
+                <w:szCs w:val="20"/>
+                <w:lang w:val="en-US"/>
+              </w:rPr>
+              <w:t>One of the most widespread urban birds in Poland. A forest species that has coloni</w:t>
+            </w:r>
+            <w:r>
+              <w:rPr>
+                <w:rFonts w:ascii="Courier New" w:hAnsi="Courier New" w:cs="Courier New"/>
+                <w:sz w:val="20"/>
+                <w:szCs w:val="20"/>
+                <w:lang w:val="en-US"/>
+              </w:rPr>
+              <w:t>z</w:t>
+            </w:r>
+            <w:r>
+              <w:rPr>
+                <w:rFonts w:ascii="Courier New" w:hAnsi="Courier New" w:cs="Courier New"/>
+                <w:sz w:val="20"/>
+                <w:szCs w:val="20"/>
+                <w:lang w:val="en-US"/>
+              </w:rPr>
+              <w:t xml:space="preserve">ed city parks and street trees without anyone </w:t>
+            </w:r>
+            <w:r>
+              <w:rPr>
+                <w:rFonts w:ascii="Courier New" w:hAnsi="Courier New" w:cs="Courier New"/>
+                <w:sz w:val="20"/>
+                <w:szCs w:val="20"/>
+                <w:lang w:val="en-US"/>
+              </w:rPr>
               <w:lastRenderedPageBreak/>
-              <w:t xml:space="preserve">Wood </w:t>
-            </w:r>
-            <w:proofErr w:type="spellStart"/>
-            <w:r>
-              <w:rPr>
-                <w:rFonts w:ascii="Courier New" w:hAnsi="Courier New" w:cs="Courier New"/>
-                <w:color w:val="000000"/>
-                <w:sz w:val="20"/>
-                <w:szCs w:val="20"/>
-              </w:rPr>
-              <w:t>pigeon</w:t>
-            </w:r>
-            <w:proofErr w:type="spellEnd"/>
-          </w:p>
-        </w:tc>
-        <w:tc>
-          <w:tcPr>
-            <w:tcW w:w="1843" w:type="dxa"/>
-          </w:tcPr>
-          <w:p>
-            <w:pPr>
-              <w:spacing w:line="360" w:lineRule="auto"/>
-              <w:rPr>
-                <w:rFonts w:ascii="Courier New" w:hAnsi="Courier New" w:cs="Courier New"/>
-                <w:sz w:val="20"/>
-                <w:szCs w:val="20"/>
-                <w:lang w:val="en-US"/>
-              </w:rPr>
-            </w:pPr>
-            <w:r>
-              <w:rPr>
-                <w:rFonts w:ascii="Courier New" w:hAnsi="Courier New" w:cs="Courier New"/>
-                <w:color w:val="000000"/>
-                <w:sz w:val="20"/>
-                <w:szCs w:val="20"/>
-              </w:rPr>
-              <w:t>Gołąb grzywacz</w:t>
-            </w:r>
-          </w:p>
-        </w:tc>
-        <w:tc>
-          <w:tcPr>
-            <w:tcW w:w="4433" w:type="dxa"/>
-          </w:tcPr>
-          <w:p>
-            <w:pPr>
-              <w:spacing w:line="360" w:lineRule="auto"/>
-              <w:rPr>
-                <w:rFonts w:ascii="Courier New" w:hAnsi="Courier New" w:cs="Courier New"/>
-                <w:sz w:val="20"/>
-                <w:szCs w:val="20"/>
-                <w:lang w:val="en-US"/>
-              </w:rPr>
-            </w:pPr>
-            <w:r>
-              <w:rPr>
-                <w:rFonts w:ascii="Courier New" w:hAnsi="Courier New" w:cs="Courier New"/>
-                <w:sz w:val="20"/>
-                <w:szCs w:val="20"/>
-                <w:lang w:val="en-US"/>
-              </w:rPr>
-              <w:t xml:space="preserve">One of the most widespread urban birds in Poland. A forest species that has quietly </w:t>
-            </w:r>
-            <w:proofErr w:type="spellStart"/>
-            <w:r>
-              <w:rPr>
-                <w:rFonts w:ascii="Courier New" w:hAnsi="Courier New" w:cs="Courier New"/>
-                <w:sz w:val="20"/>
-                <w:szCs w:val="20"/>
-                <w:lang w:val="en-US"/>
-              </w:rPr>
-              <w:t>colonised</w:t>
-            </w:r>
-            <w:proofErr w:type="spellEnd"/>
-            <w:r>
-              <w:rPr>
-                <w:rFonts w:ascii="Courier New" w:hAnsi="Courier New" w:cs="Courier New"/>
-                <w:sz w:val="20"/>
-                <w:szCs w:val="20"/>
-                <w:lang w:val="en-US"/>
-              </w:rPr>
-              <w:t xml:space="preserve"> city parks and street trees without anyone designing for it. </w:t>
-            </w:r>
-            <w:r>
-              <w:rPr>
-                <w:rFonts w:ascii="Courier New" w:hAnsi="Courier New" w:cs="Courier New"/>
-                <w:sz w:val="20"/>
-                <w:szCs w:val="20"/>
-              </w:rPr>
-              <w:t xml:space="preserve">It </w:t>
-            </w:r>
-            <w:proofErr w:type="spellStart"/>
-            <w:r>
-              <w:rPr>
-                <w:rFonts w:ascii="Courier New" w:hAnsi="Courier New" w:cs="Courier New"/>
-                <w:sz w:val="20"/>
-                <w:szCs w:val="20"/>
-              </w:rPr>
-              <w:t>asks</w:t>
-            </w:r>
-            <w:proofErr w:type="spellEnd"/>
-            <w:r>
-              <w:rPr>
-                <w:rFonts w:ascii="Courier New" w:hAnsi="Courier New" w:cs="Courier New"/>
-                <w:sz w:val="20"/>
-                <w:szCs w:val="20"/>
-              </w:rPr>
-              <w:t xml:space="preserve"> </w:t>
-            </w:r>
-            <w:proofErr w:type="spellStart"/>
-            <w:r>
-              <w:rPr>
-                <w:rFonts w:ascii="Courier New" w:hAnsi="Courier New" w:cs="Courier New"/>
-                <w:sz w:val="20"/>
-                <w:szCs w:val="20"/>
-              </w:rPr>
-              <w:t>only</w:t>
-            </w:r>
-            <w:proofErr w:type="spellEnd"/>
-            <w:r>
-              <w:rPr>
-                <w:rFonts w:ascii="Courier New" w:hAnsi="Courier New" w:cs="Courier New"/>
-                <w:sz w:val="20"/>
-                <w:szCs w:val="20"/>
-              </w:rPr>
-              <w:t xml:space="preserve"> for a </w:t>
-            </w:r>
-            <w:proofErr w:type="spellStart"/>
-            <w:r>
-              <w:rPr>
-                <w:rFonts w:ascii="Courier New" w:hAnsi="Courier New" w:cs="Courier New"/>
-                <w:sz w:val="20"/>
-                <w:szCs w:val="20"/>
-              </w:rPr>
-              <w:t>horizontal</w:t>
-            </w:r>
-            <w:proofErr w:type="spellEnd"/>
-            <w:r>
-              <w:rPr>
-                <w:rFonts w:ascii="Courier New" w:hAnsi="Courier New" w:cs="Courier New"/>
-                <w:sz w:val="20"/>
-                <w:szCs w:val="20"/>
-              </w:rPr>
-              <w:t xml:space="preserve"> </w:t>
-            </w:r>
-            <w:proofErr w:type="spellStart"/>
-            <w:r>
-              <w:rPr>
-                <w:rFonts w:ascii="Courier New" w:hAnsi="Courier New" w:cs="Courier New"/>
-                <w:sz w:val="20"/>
-                <w:szCs w:val="20"/>
-              </w:rPr>
-              <w:t>branch</w:t>
-            </w:r>
-            <w:proofErr w:type="spellEnd"/>
-            <w:r>
-              <w:rPr>
-                <w:rFonts w:ascii="Courier New" w:hAnsi="Courier New" w:cs="Courier New"/>
-                <w:sz w:val="20"/>
-                <w:szCs w:val="20"/>
-              </w:rPr>
-              <w:t>.</w:t>
+              <w:t xml:space="preserve">designing for it. </w:t>
+            </w:r>
+            <w:r>
+              <w:rPr>
+                <w:rFonts w:ascii="Courier New" w:hAnsi="Courier New" w:cs="Courier New"/>
+                <w:sz w:val="20"/>
+                <w:szCs w:val="20"/>
+                <w:lang w:val="en-US"/>
+              </w:rPr>
+              <w:t>It asks only for a horizontal branch.</w:t>
             </w:r>
           </w:p>
         </w:tc>
@@ -3692,6 +3709,7 @@
                 <w:szCs w:val="20"/>
                 <w:lang w:val="en-US"/>
               </w:rPr>
+              <w:lastRenderedPageBreak/>
               <w:t>Pigeon</w:t>
             </w:r>
           </w:p>
@@ -4825,7 +4843,6 @@
                 <w:sz w:val="20"/>
                 <w:szCs w:val="20"/>
               </w:rPr>
-              <w:lastRenderedPageBreak/>
               <w:t>Jackdaw</w:t>
             </w:r>
             <w:proofErr w:type="spellEnd"/>
@@ -5072,6 +5089,7 @@
                 <w:sz w:val="20"/>
                 <w:szCs w:val="20"/>
               </w:rPr>
+              <w:lastRenderedPageBreak/>
               <w:t>Common</w:t>
             </w:r>
             <w:proofErr w:type="spellEnd"/>
@@ -6123,7 +6141,6 @@
                 <w:szCs w:val="20"/>
                 <w:lang w:val="en-US"/>
               </w:rPr>
-              <w:lastRenderedPageBreak/>
               <w:t>Jackdaw</w:t>
             </w:r>
           </w:p>
@@ -7129,7 +7146,6 @@
                 <w:szCs w:val="20"/>
                 <w:lang w:val="en-US"/>
               </w:rPr>
-              <w:lastRenderedPageBreak/>
               <w:t>House martin</w:t>
             </w:r>
           </w:p>
@@ -7285,6 +7301,7 @@
                 <w:szCs w:val="20"/>
                 <w:lang w:val="en-US"/>
               </w:rPr>
+              <w:lastRenderedPageBreak/>
               <w:t>Black redstart</w:t>
             </w:r>
           </w:p>
